--- a/downloads/documents/05 Materials/Unit 03/Slides/Slides 03.10 - Listening and I-Messages.docx
+++ b/downloads/documents/05 Materials/Unit 03/Slides/Slides 03.10 - Listening and I-Messages.docx
@@ -522,7 +522,7 @@
         <w:t xml:space="preserve"> </w:t>
       </w:r>
       <w:r>
-        <w:t xml:space="preserve">Notes: ELL sentence starter is printed on the handout in Turkish, Portuguese, and Spanish.</w:t>
+        <w:t xml:space="preserve">Notes: ELL sentence starter is printed on the handout in Spanish.</w:t>
       </w:r>
     </w:p>
     <w:p>
@@ -1228,7 +1228,7 @@
     <w:sectPr>
       <w:headerReference w:type="default" r:id="rId9"/>
       <w:pgSz w:w="12240" w:h="15840"/>
-      <w:pgMar w:top="1440" w:bottom="1440" w:left="1440" w:right="1440" w:header="504"/>
+      <w:pgMar w:top="1296" w:bottom="1296" w:left="1296" w:right="1296" w:header="504"/>
     </w:sectPr>
   </w:body>
 </w:document>

--- a/downloads/documents/05 Materials/Unit 03/Slides/Slides 03.10 - Listening and I-Messages.docx
+++ b/downloads/documents/05 Materials/Unit 03/Slides/Slides 03.10 - Listening and I-Messages.docx
@@ -188,7 +188,7 @@
         <w:pStyle w:val="Compact"/>
       </w:pPr>
       <w:r>
-        <w:t xml:space="preserve">Describer: hold the card so your partner cannot see it. Words only</w:t>
+        <w:t xml:space="preserve">Describer: hold the card so your partner cannot see it. Tell what is on it in words only</w:t>
       </w:r>
     </w:p>
     <w:p>
@@ -1005,7 +1005,7 @@
         <w:pStyle w:val="Compact"/>
       </w:pPr>
       <w:r>
-        <w:t xml:space="preserve">Partner B: all four moves. Answer with a restate and one question</w:t>
+        <w:t xml:space="preserve">Partner B: listen with all four moves. Answer with a restate and one question</w:t>
       </w:r>
     </w:p>
     <w:p>
@@ -1029,7 +1029,7 @@
         <w:pStyle w:val="Compact"/>
       </w:pPr>
       <w:r>
-        <w:t xml:space="preserve">Switch. Two rounds each if we have time</w:t>
+        <w:t xml:space="preserve">Switch roles. Two rounds each if we have time</w:t>
       </w:r>
     </w:p>
     <w:p>
